--- a/docs/Report/AI_Evidence/Week3.docx
+++ b/docs/Report/AI_Evidence/Week3.docx
@@ -14,7 +14,7 @@
           <w:color w:val="000000"/>
           <w:sz w:val="24"/>
         </w:rPr>
-        <w:t>Nhiệm vụ 1: Xây dựng service CRUD doanh nghiệp hỗ trợ phân trang và đếm số lượng thành viên</w:t>
+        <w:t>Task 1: Implement organization CRUD service with pagination and member counting</w:t>
       </w:r>
     </w:p>
     <w:tbl>
@@ -39,7 +39,7 @@
                 <w:b/>
                 <w:sz w:val="24"/>
               </w:rPr>
-              <w:t>Tên công cụ AI</w:t>
+              <w:t>AI Tool Used</w:t>
             </w:r>
           </w:p>
         </w:tc>
@@ -70,7 +70,7 @@
                 <w:b/>
                 <w:sz w:val="24"/>
               </w:rPr>
-              <w:t>Giai đoạn SDLC</w:t>
+              <w:t>SDLC Phase</w:t>
             </w:r>
           </w:p>
         </w:tc>
@@ -84,7 +84,7 @@
                 <w:rFonts w:ascii="Times New Roman" w:hAnsi="Times New Roman"/>
                 <w:sz w:val="24"/>
               </w:rPr>
-              <w:t>Quản lý phòng ban &amp; Doanh nghiệp</w:t>
+              <w:t>Organization &amp; Department Management</w:t>
             </w:r>
           </w:p>
         </w:tc>
@@ -101,7 +101,7 @@
                 <w:b/>
                 <w:sz w:val="24"/>
               </w:rPr>
-              <w:t>Thước đo định lượng</w:t>
+              <w:t>Quantitative Measure</w:t>
             </w:r>
           </w:p>
         </w:tc>
@@ -115,7 +115,7 @@
                 <w:rFonts w:ascii="Times New Roman" w:hAnsi="Times New Roman"/>
                 <w:sz w:val="24"/>
               </w:rPr>
-              <w:t>Hoàn thành 4 phương thức CRUD</w:t>
+              <w:t>Complete 4 CRUD methods</w:t>
             </w:r>
           </w:p>
         </w:tc>
@@ -132,7 +132,7 @@
                 <w:b/>
                 <w:sz w:val="24"/>
               </w:rPr>
-              <w:t>Giá trị đóng góp (1-5)</w:t>
+              <w:t>Value Added (1-5)</w:t>
             </w:r>
           </w:p>
         </w:tc>
@@ -163,7 +163,7 @@
                 <w:b/>
                 <w:sz w:val="24"/>
               </w:rPr>
-              <w:t>Rủi ro &amp; Hạn chế</w:t>
+              <w:t>Risks &amp; Limitations</w:t>
             </w:r>
           </w:p>
         </w:tc>
@@ -177,7 +177,7 @@
                 <w:rFonts w:ascii="Times New Roman" w:hAnsi="Times New Roman"/>
                 <w:sz w:val="24"/>
               </w:rPr>
-              <w:t>Truy vấn kết bảng không tối ưu có thể gây chậm khi lượng doanh nghiệp tăng lớn.</w:t>
+              <w:t>Unoptimized join queries may degrade performance under heavy organization count.</w:t>
             </w:r>
           </w:p>
         </w:tc>
@@ -198,7 +198,7 @@
           <w:b/>
           <w:sz w:val="24"/>
         </w:rPr>
-        <w:t>1. Câu hỏi gửi AI (Prompt)</w:t>
+        <w:t>1. Prompt Sent to AI (Prompt)</w:t>
       </w:r>
     </w:p>
     <w:p>
@@ -212,7 +212,7 @@
           <w:i/>
           <w:sz w:val="24"/>
         </w:rPr>
-        <w:t>Viết một OrganizationService trong NestJS xử lý các hành động CRUD với Prisma. Triển khai phân trang dùng skip và take, kiểm tra slug trùng lặp, và lấy ra số lượng thành viên.</w:t>
+        <w:t>Write an OrganizationService in NestJS using Prisma. Implement pagination with skip/take, unique slug check, and member counts.</w:t>
       </w:r>
     </w:p>
     <w:p>
@@ -225,7 +225,7 @@
           <w:b/>
           <w:sz w:val="24"/>
         </w:rPr>
-        <w:t>2. Câu trả lời chi tiết của AI</w:t>
+        <w:t>2. Detailed AI Response</w:t>
       </w:r>
     </w:p>
     <w:p>
@@ -271,7 +271,7 @@
           <w:b/>
           <w:sz w:val="24"/>
         </w:rPr>
-        <w:t>3. Đánh giá, chọn lọc &amp; Tùy biến mã nguồn của Sinh viên</w:t>
+        <w:t>3. Student's Validation, Selection &amp; Source Code Customization</w:t>
       </w:r>
     </w:p>
     <w:p>
@@ -283,7 +283,7 @@
           <w:rFonts w:ascii="Times New Roman" w:hAnsi="Times New Roman"/>
           <w:sz w:val="24"/>
         </w:rPr>
-        <w:t>Chúng tôi đã xem xét mã của AI. Đề xuất của AI chỉ trả về dữ liệu thô từ database. Chúng tôi đã tùy biến phương thức để bọc dữ liệu trong một DTO phản hồi chuẩn hóa bao gồm các trường metadata phân trang: `items`, `totalCount`, `page`, `limit` và `totalPages`. Chúng tôi cũng thêm bộ lọc Prisma để ẩn thông tin nhạy cảm của thành viên khi trả về danh sách.</w:t>
+        <w:t>We reviewed the AI's service. The AI's proposal only returned raw database records. We customized it to wrap results in a standardized paginated response DTO including `items`, `totalCount`, `page`, `limit`, and `totalPages`, and added filters to hide sensitive member fields.</w:t>
       </w:r>
     </w:p>
     <w:p>
@@ -298,7 +298,7 @@
           <w:color w:val="000000"/>
           <w:sz w:val="24"/>
         </w:rPr>
-        <w:t>Nhiệm vụ 2: Viết unit test cho DepartmentService ngăn chặn việc xóa khi có yêu cầu tuyển dụng đang hoạt động</w:t>
+        <w:t>Task 2: Write unit tests for DepartmentService to prevent deletion if there are active recruitment requests</w:t>
       </w:r>
     </w:p>
     <w:tbl>
@@ -323,7 +323,7 @@
                 <w:b/>
                 <w:sz w:val="24"/>
               </w:rPr>
-              <w:t>Tên công cụ AI</w:t>
+              <w:t>AI Tool Used</w:t>
             </w:r>
           </w:p>
         </w:tc>
@@ -354,7 +354,7 @@
                 <w:b/>
                 <w:sz w:val="24"/>
               </w:rPr>
-              <w:t>Giai đoạn SDLC</w:t>
+              <w:t>SDLC Phase</w:t>
             </w:r>
           </w:p>
         </w:tc>
@@ -368,7 +368,7 @@
                 <w:rFonts w:ascii="Times New Roman" w:hAnsi="Times New Roman"/>
                 <w:sz w:val="24"/>
               </w:rPr>
-              <w:t>Kiểm thử</w:t>
+              <w:t>Testing</w:t>
             </w:r>
           </w:p>
         </w:tc>
@@ -385,7 +385,7 @@
                 <w:b/>
                 <w:sz w:val="24"/>
               </w:rPr>
-              <w:t>Thước đo định lượng</w:t>
+              <w:t>Quantitative Measure</w:t>
             </w:r>
           </w:p>
         </w:tc>
@@ -399,7 +399,7 @@
                 <w:rFonts w:ascii="Times New Roman" w:hAnsi="Times New Roman"/>
                 <w:sz w:val="24"/>
               </w:rPr>
-              <w:t>Tạo 5 kịch bản unit test</w:t>
+              <w:t>Create 5 unit test scenarios</w:t>
             </w:r>
           </w:p>
         </w:tc>
@@ -416,7 +416,7 @@
                 <w:b/>
                 <w:sz w:val="24"/>
               </w:rPr>
-              <w:t>Giá trị đóng góp (1-5)</w:t>
+              <w:t>Value Added (1-5)</w:t>
             </w:r>
           </w:p>
         </w:tc>
@@ -447,7 +447,7 @@
                 <w:b/>
                 <w:sz w:val="24"/>
               </w:rPr>
-              <w:t>Rủi ro &amp; Hạn chế</w:t>
+              <w:t>Risks &amp; Limitations</w:t>
             </w:r>
           </w:p>
         </w:tc>
@@ -461,7 +461,7 @@
                 <w:rFonts w:ascii="Times New Roman" w:hAnsi="Times New Roman"/>
                 <w:sz w:val="24"/>
               </w:rPr>
-              <w:t>Cấu trúc mock Prisma cần cập nhật lại khi schema thay đổi.</w:t>
+              <w:t>Prisma mocks need updates whenever the database schema changes.</w:t>
             </w:r>
           </w:p>
         </w:tc>
@@ -482,7 +482,7 @@
           <w:b/>
           <w:sz w:val="24"/>
         </w:rPr>
-        <w:t>1. Câu hỏi gửi AI (Prompt)</w:t>
+        <w:t>1. Prompt Sent to AI (Prompt)</w:t>
       </w:r>
     </w:p>
     <w:p>
@@ -496,7 +496,7 @@
           <w:i/>
           <w:sz w:val="24"/>
         </w:rPr>
-        <w:t>Tạo một unit test bằng Jest cho phương thức `delete()` của DepartmentService trong NestJS. Nếu phòng ban có yêu cầu tuyển dụng đang hoạt động, nó phải ném ra lỗi BadRequestException và không được gọi xóa database.</w:t>
+        <w:t>Create a Jest unit test for DepartmentService `delete()`. If the department has active recruitment requests, it must throw BadRequestException.</w:t>
       </w:r>
     </w:p>
     <w:p>
@@ -509,7 +509,7 @@
           <w:b/>
           <w:sz w:val="24"/>
         </w:rPr>
-        <w:t>2. Câu trả lời chi tiết của AI</w:t>
+        <w:t>2. Detailed AI Response</w:t>
       </w:r>
     </w:p>
     <w:p>
@@ -521,7 +521,7 @@
           <w:rFonts w:ascii="Times New Roman" w:hAnsi="Times New Roman"/>
           <w:sz w:val="24"/>
         </w:rPr>
-        <w:t>Mock kết quả của `prisma.recruitmentRequest.count` trả về `1` (lớn hơn 0), sau đó kiểm tra rằng việc gọi `service.delete(id)` ném ra ngoại lệ `BadRequestException`.</w:t>
+        <w:t>Mock `prisma.recruitmentRequest.count` to return `1` and assert `service.delete(id)` throws `BadRequestException`.</w:t>
       </w:r>
     </w:p>
     <w:p>
@@ -534,7 +534,7 @@
           <w:b/>
           <w:sz w:val="24"/>
         </w:rPr>
-        <w:t>3. Đánh giá, chọn lọc &amp; Tùy biến mã nguồn của Sinh viên</w:t>
+        <w:t>3. Student's Validation, Selection &amp; Source Code Customization</w:t>
       </w:r>
     </w:p>
     <w:p>
@@ -546,7 +546,7 @@
           <w:rFonts w:ascii="Times New Roman" w:hAnsi="Times New Roman"/>
           <w:sz w:val="24"/>
         </w:rPr>
-        <w:t>Chúng tôi đã kiểm tra mã kiểm thử. Gợi ý của AI giả định rằng database sẽ tự động ném lỗi khóa ngoại. Chúng tôi quyết định tự viết một bước kiểm tra rõ ràng trong code dịch vụ bằng cách gọi `prisma.recruitmentRequest.count()` trước khi xóa. Nếu phòng ban đang có yêu cầu tuyển dụng hoạt động, hệ thống sẽ ném ra lỗi `BadRequestException` ngay lập tức, tránh việc rollback giao dịch ở mức database.</w:t>
+        <w:t>We checked the test code. The AI's suggestion relied on database-level constraint exceptions. We decided to write an explicit service check calling `prisma.recruitmentRequest.count()` before deletion, throwing a `BadRequestException` if active requests exist, avoiding transaction rollback overhead.</w:t>
       </w:r>
     </w:p>
     <w:p>
@@ -561,7 +561,7 @@
           <w:color w:val="000000"/>
           <w:sz w:val="24"/>
         </w:rPr>
-        <w:t>Nhiệm vụ 3: Viết kiểm thử đảm bảo tính tuần tự không ngắt quãng của các cấp phê duyệt trong ApprovalChain</w:t>
+        <w:t>Task 3: Write tests validating sequential integrity of approval levels in ApprovalChain</w:t>
       </w:r>
     </w:p>
     <w:tbl>
@@ -586,7 +586,7 @@
                 <w:b/>
                 <w:sz w:val="24"/>
               </w:rPr>
-              <w:t>Tên công cụ AI</w:t>
+              <w:t>AI Tool Used</w:t>
             </w:r>
           </w:p>
         </w:tc>
@@ -617,7 +617,7 @@
                 <w:b/>
                 <w:sz w:val="24"/>
               </w:rPr>
-              <w:t>Giai đoạn SDLC</w:t>
+              <w:t>SDLC Phase</w:t>
             </w:r>
           </w:p>
         </w:tc>
@@ -631,7 +631,7 @@
                 <w:rFonts w:ascii="Times New Roman" w:hAnsi="Times New Roman"/>
                 <w:sz w:val="24"/>
               </w:rPr>
-              <w:t>Kiểm thử</w:t>
+              <w:t>Testing</w:t>
             </w:r>
           </w:p>
         </w:tc>
@@ -648,7 +648,7 @@
                 <w:b/>
                 <w:sz w:val="24"/>
               </w:rPr>
-              <w:t>Thước đo định lượng</w:t>
+              <w:t>Quantitative Measure</w:t>
             </w:r>
           </w:p>
         </w:tc>
@@ -662,7 +662,7 @@
                 <w:rFonts w:ascii="Times New Roman" w:hAnsi="Times New Roman"/>
                 <w:sz w:val="24"/>
               </w:rPr>
-              <w:t>Tạo 3 kịch bản kiểm thử</w:t>
+              <w:t>Create 3 test scenarios</w:t>
             </w:r>
           </w:p>
         </w:tc>
@@ -679,7 +679,7 @@
                 <w:b/>
                 <w:sz w:val="24"/>
               </w:rPr>
-              <w:t>Giá trị đóng góp (1-5)</w:t>
+              <w:t>Value Added (1-5)</w:t>
             </w:r>
           </w:p>
         </w:tc>
@@ -710,7 +710,7 @@
                 <w:b/>
                 <w:sz w:val="24"/>
               </w:rPr>
-              <w:t>Rủi ro &amp; Hạn chế</w:t>
+              <w:t>Risks &amp; Limitations</w:t>
             </w:r>
           </w:p>
         </w:tc>
@@ -724,7 +724,7 @@
                 <w:rFonts w:ascii="Times New Roman" w:hAnsi="Times New Roman"/>
                 <w:sz w:val="24"/>
               </w:rPr>
-              <w:t>Mã nguồn mock dữ liệu mảng bị fix cứng trong các test case.</w:t>
+              <w:t>Mock array data is hardcoded in test cases.</w:t>
             </w:r>
           </w:p>
         </w:tc>
@@ -745,7 +745,7 @@
           <w:b/>
           <w:sz w:val="24"/>
         </w:rPr>
-        <w:t>1. Câu hỏi gửi AI (Prompt)</w:t>
+        <w:t>1. Prompt Sent to AI (Prompt)</w:t>
       </w:r>
     </w:p>
     <w:p>
@@ -759,7 +759,7 @@
           <w:i/>
           <w:sz w:val="24"/>
         </w:rPr>
-        <w:t>Write unit tests in Jest verifying that creating an ApprovalChain checks that approval levels are strictly sequential (e.g. level 1, level 2) with no skips.</w:t>
+        <w:t>Write unit tests in Jest verifying that creating an ApprovalChain checks that approval levels are strictly sequential with no skips.</w:t>
       </w:r>
     </w:p>
     <w:p>
@@ -772,7 +772,7 @@
           <w:b/>
           <w:sz w:val="24"/>
         </w:rPr>
-        <w:t>2. Câu trả lời chi tiết của AI</w:t>
+        <w:t>2. Detailed AI Response</w:t>
       </w:r>
     </w:p>
     <w:p>
@@ -784,7 +784,7 @@
           <w:rFonts w:ascii="Times New Roman" w:hAnsi="Times New Roman"/>
           <w:sz w:val="24"/>
         </w:rPr>
-        <w:t>Tạo một test case kiểm tra xem việc gửi danh sách cấp độ `[1, 3]` có ném ra lỗi xác thực hay không vì thiếu cấp độ `2`. Mảng phải được sắp xếp và kiểm tra gia số bằng đúng 1.</w:t>
+        <w:t>Test if sending array `[1, 3]` throws validation error due to missing level `2`.</w:t>
       </w:r>
     </w:p>
     <w:p>
@@ -797,7 +797,7 @@
           <w:b/>
           <w:sz w:val="24"/>
         </w:rPr>
-        <w:t>3. Đánh giá, chọn lọc &amp; Tùy biến mã nguồn của Sinh viên</w:t>
+        <w:t>3. Student's Validation, Selection &amp; Source Code Customization</w:t>
       </w:r>
     </w:p>
     <w:p>
@@ -809,7 +809,7 @@
           <w:rFonts w:ascii="Times New Roman" w:hAnsi="Times New Roman"/>
           <w:sz w:val="24"/>
         </w:rPr>
-        <w:t>Chúng tôi xem xét logic kiểm thử của AI. Đoạn mã của AI chỉ kiểm tra việc sắp xếp mảng mà không kiểm tra tính liên tục. Chúng tôi đã bổ sung kiểm tra để đảm bảo tập hợp các cấp phê duyệt trong chuỗi không có khoảng trống (ví dụ: chuỗi `[1, 2, 3]` hợp lệ, nhưng `[1, 3]` sẽ bị từ chối vì thiếu cấp 2). Điều này đảm bảo quy trình phê duyệt tuần tự hoạt động đúng mà không bỏ sót bước.</w:t>
+        <w:t>We reviewed the AI's test logic. The AI's code only checked array order, not completeness. We added validations to ensure the approval level array has no skips (e.g. `[1, 2, 3]` is valid, but `[1, 3]` is rejected). This guarantees the sequential approval workflow operates without skipping steps.</w:t>
       </w:r>
     </w:p>
     <w:p>
@@ -824,7 +824,7 @@
           <w:color w:val="000000"/>
           <w:sz w:val="24"/>
         </w:rPr>
-        <w:t>Nhiệm vụ 4: Giả lập (Mock) phản hồi giao dịch lồng nhau (transaction) của Prisma Client trong Jest</w:t>
+        <w:t>Task 4: Mock nested transaction response of Prisma Client in Jest</w:t>
       </w:r>
     </w:p>
     <w:tbl>
@@ -849,7 +849,7 @@
                 <w:b/>
                 <w:sz w:val="24"/>
               </w:rPr>
-              <w:t>Tên công cụ AI</w:t>
+              <w:t>AI Tool Used</w:t>
             </w:r>
           </w:p>
         </w:tc>
@@ -880,7 +880,7 @@
                 <w:b/>
                 <w:sz w:val="24"/>
               </w:rPr>
-              <w:t>Giai đoạn SDLC</w:t>
+              <w:t>SDLC Phase</w:t>
             </w:r>
           </w:p>
         </w:tc>
@@ -894,7 +894,7 @@
                 <w:rFonts w:ascii="Times New Roman" w:hAnsi="Times New Roman"/>
                 <w:sz w:val="24"/>
               </w:rPr>
-              <w:t>Kiểm thử</w:t>
+              <w:t>Testing</w:t>
             </w:r>
           </w:p>
         </w:tc>
@@ -911,7 +911,7 @@
                 <w:b/>
                 <w:sz w:val="24"/>
               </w:rPr>
-              <w:t>Thước đo định lượng</w:t>
+              <w:t>Quantitative Measure</w:t>
             </w:r>
           </w:p>
         </w:tc>
@@ -925,7 +925,7 @@
                 <w:rFonts w:ascii="Times New Roman" w:hAnsi="Times New Roman"/>
                 <w:sz w:val="24"/>
               </w:rPr>
-              <w:t>Xác thực 2 bộ giả lập giao dịch</w:t>
+              <w:t>Validate 2 transaction mock suites</w:t>
             </w:r>
           </w:p>
         </w:tc>
@@ -942,7 +942,7 @@
                 <w:b/>
                 <w:sz w:val="24"/>
               </w:rPr>
-              <w:t>Giá trị đóng góp (1-5)</w:t>
+              <w:t>Value Added (1-5)</w:t>
             </w:r>
           </w:p>
         </w:tc>
@@ -973,7 +973,7 @@
                 <w:b/>
                 <w:sz w:val="24"/>
               </w:rPr>
-              <w:t>Rủi ro &amp; Hạn chế</w:t>
+              <w:t>Risks &amp; Limitations</w:t>
             </w:r>
           </w:p>
         </w:tc>
@@ -987,7 +987,7 @@
                 <w:rFonts w:ascii="Times New Roman" w:hAnsi="Times New Roman"/>
                 <w:sz w:val="24"/>
               </w:rPr>
-              <w:t>Mã mock transaction của Prisma khá dài dòng và phức tạp.</w:t>
+              <w:t>Prisma transaction mocking is verbose and complex.</w:t>
             </w:r>
           </w:p>
         </w:tc>
@@ -1008,7 +1008,7 @@
           <w:b/>
           <w:sz w:val="24"/>
         </w:rPr>
-        <w:t>1. Câu hỏi gửi AI (Prompt)</w:t>
+        <w:t>1. Prompt Sent to AI (Prompt)</w:t>
       </w:r>
     </w:p>
     <w:p>
@@ -1022,7 +1022,7 @@
           <w:i/>
           <w:sz w:val="24"/>
         </w:rPr>
-        <w:t>Làm thế nào để mock `prisma.$transaction` trong Jest khi kiểm thử một phương thức service thực hiện nhiều truy vấn database một cách đồng thời?</w:t>
+        <w:t>How do we mock `prisma.$transaction` in Jest when testing a service method that runs multiple queries concurrently?</w:t>
       </w:r>
     </w:p>
     <w:p>
@@ -1035,7 +1035,7 @@
           <w:b/>
           <w:sz w:val="24"/>
         </w:rPr>
-        <w:t>2. Câu trả lời chi tiết của AI</w:t>
+        <w:t>2. Detailed AI Response</w:t>
       </w:r>
     </w:p>
     <w:p>
@@ -1047,7 +1047,7 @@
           <w:rFonts w:ascii="Times New Roman" w:hAnsi="Times New Roman"/>
           <w:sz w:val="24"/>
         </w:rPr>
-        <w:t>Mock `$transaction` bằng cách nhận một mảng các promises hoặc một callback function, thực thi nó và trả về các giá trị mock tương ứng:</w:t>
+        <w:t>Mock implementation of `$transaction` using `Promise.all`:</w:t>
       </w:r>
     </w:p>
     <w:p>
@@ -1073,7 +1073,7 @@
           <w:b/>
           <w:sz w:val="24"/>
         </w:rPr>
-        <w:t>3. Đánh giá, chọn lọc &amp; Tùy biến mã nguồn của Sinh viên</w:t>
+        <w:t>3. Student's Validation, Selection &amp; Source Code Customization</w:t>
       </w:r>
     </w:p>
     <w:p>
@@ -1085,7 +1085,7 @@
           <w:rFonts w:ascii="Times New Roman" w:hAnsi="Times New Roman"/>
           <w:sz w:val="24"/>
         </w:rPr>
-        <w:t>Chúng tôi đánh giá các mock gợi ý. Chúng tôi tùy biến cách mock `$transaction` bằng cách cho phép nó nhận một mảng các promises hoặc một hàm callback và thực thi chúng đồng thời. Điều này cho phép chúng tôi mô phỏng các lỗi lưu database để kiểm tra logic rollback của service.</w:t>
+        <w:t>We evaluated the transaction mocks. We customized the `$transaction` mock to accept an array of promises or a callback and execute them concurrently, allowing us to simulate database save errors and test rollback logic.</w:t>
       </w:r>
     </w:p>
     <w:sectPr>
